--- a/cf/sh/u/files/u057.docx
+++ b/cf/sh/u/files/u057.docx
@@ -20,7 +20,7 @@
     </w:p>
     <w:p>
       <w:r>
-        <w:t>請針對每個題目，把答案填在「回答：」後面（越具體越好）；填好後請放回您的部門資料夾即可，不需回信。</w:t>
+        <w:t>這份問卷是想更了解您的實際作業，好把您的 AI 助理做得更貼近需求。第一部分請把答案填在「回答：」後面（越具體越好）；第二部分只是先讓您了解，之後用的時候再一起調整，不用現在填。填好後放回您的部門資料夾即可，不需回信。</w:t>
       </w:r>
     </w:p>
     <w:p>
@@ -32,8 +32,16 @@
       </w:r>
     </w:p>
     <w:p>
+      <w:pPr>
+        <w:pStyle w:val="Heading2"/>
+      </w:pPr>
       <w:r>
-        <w:t>1. 紙本申請文件能否改線上表單或定期匯出 Excel/CSV？或需 OCR？</w:t>
+        <w:t>一、請您提供或確認的事情</w:t>
+      </w:r>
+    </w:p>
+    <w:p>
+      <w:r>
+        <w:t>1. 目前申請文件有紙本，要先變成電子檔（改線上表單或定期匯出 Excel），AI 才能大量接手；請先跟我討論怎麼做最順。</w:t>
       </w:r>
     </w:p>
     <w:p>
@@ -43,7 +51,7 @@
     </w:p>
     <w:p>
       <w:r>
-        <w:t>2. 當月發包 Excel 大表的實際格式與必填欄位（請款總表依據）為何？</w:t>
+        <w:t>2. 請提供「當月發包 Excel 大表」的實際格式和必填欄位——這張表是每月請款的依據，很重要。</w:t>
       </w:r>
     </w:p>
     <w:p>
@@ -53,7 +61,7 @@
     </w:p>
     <w:p>
       <w:r>
-        <w:t>3. 案號與發包次數的編碼／分類規則是什麼？</w:t>
+        <w:t>3. 請說明案號和發包次數的編碼、分類規則，讓 AI 能正確歸到對的廠區資料夾。</w:t>
       </w:r>
     </w:p>
     <w:p>
@@ -63,7 +71,7 @@
     </w:p>
     <w:p>
       <w:r>
-        <w:t>4. 協力商報價單標準格式（項目、計價單位）為何，便於比對？</w:t>
+        <w:t>4. 請提供協力商報價單的標準格式（項目、計價單位），讓 AI 把報價和申請對得起來。</w:t>
       </w:r>
     </w:p>
     <w:p>
@@ -73,7 +81,7 @@
     </w:p>
     <w:p>
       <w:r>
-        <w:t>5. 報價單金額與發包申請的核對規則與重複發包判定口徑為何？</w:t>
+        <w:t>5. 請告訴我要特別核對的地方（例如報價金額和發包申請對不上、少報價、重複發包），我教 AI 幫您抓。</w:t>
       </w:r>
     </w:p>
     <w:p>
@@ -82,13 +90,31 @@
       </w:r>
     </w:p>
     <w:p>
+      <w:pPr>
+        <w:pStyle w:val="Heading2"/>
+      </w:pPr>
       <w:r>
-        <w:t>6. 紙本送採購部與會計部需要哪些欄位？電子檔留存規則為何？</w:t>
+        <w:t>二、要用了之後、跟 AI 一起調整的事情（先了解即可，不用現在填）</w:t>
       </w:r>
     </w:p>
     <w:p>
       <w:r>
-        <w:t>回答：</w:t>
+        <w:t>• 先貼一個月真實的報價單和申請文件試跑，核對 AI 彙整的大表和加總對不對，錯的直接告訴它就會修。</w:t>
+      </w:r>
+    </w:p>
+    <w:p>
+      <w:r>
+        <w:t>• AI 只幫忙彙整和抓出「金額對不上、少報價」等可疑處，最後送簽、用印一律由您和權責同仁處理，它不會自己送簽或改金額。</w:t>
+      </w:r>
+    </w:p>
+    <w:p>
+      <w:r>
+        <w:t>• 紙本要拍照上傳的話，前幾份要幫忙檢查它有沒有看錯金額或案號，確認辨識穩定後再大量用。</w:t>
+      </w:r>
+    </w:p>
+    <w:p>
+      <w:r>
+        <w:t>• 用久了如果請款大表格式調整，直接跟 AI 說新格式，它會照新版產出草稿。</w:t>
       </w:r>
     </w:p>
     <w:p/>
